--- a/Kartavya Mandora_100876605_Group-5_AI687-Project-Midterm_Spring2026.docx
+++ b/Kartavya Mandora_100876605_Group-5_AI687-Project-Midterm_Spring2026.docx
@@ -330,37 +330,13 @@
         <w:t xml:space="preserve"> </w:t>
       </w:r>
       <w:r>
-        <w:t>Accurate identification of splice junctions in DNA sequences is essential for understanding gene expression and genomic structure. This project proposes a hybrid deep learning model combining Convolutional Neural Networks (CNN) and Bidirectional Long Short-Term Memory (</w:t>
-      </w:r>
-      <w:proofErr w:type="spellStart"/>
-      <w:r>
-        <w:t>BiLSTM</w:t>
-      </w:r>
-      <w:proofErr w:type="spellEnd"/>
-      <w:r>
-        <w:t xml:space="preserve">) for multi-class DNA sequence classification. The model classifies sequences into Exon-Intron (EI), Intron-Exon (IE), and Non-splice (N) categories. </w:t>
+        <w:t xml:space="preserve">Accurate identification of splice junctions in DNA sequences is essential for understanding gene expression and genomic structure. This project proposes a hybrid deep learning model combining Convolutional Neural Networks (CNN) and Bidirectional Long Short-Term Memory (BiLSTM) for multi-class DNA sequence classification. The model classifies sequences into Exon-Intron (EI), Intron-Exon (IE), and Non-splice (N) categories. </w:t>
       </w:r>
       <w:r>
         <w:t>DNA sequences are represented using binary-encoded features corresponding to nucleotide positions</w:t>
       </w:r>
       <w:r>
-        <w:t xml:space="preserve"> to preserve positional information. The CNN component extracts local sequence patterns, while the </w:t>
-      </w:r>
-      <w:proofErr w:type="spellStart"/>
-      <w:r>
-        <w:t>BiLSTM</w:t>
-      </w:r>
-      <w:proofErr w:type="spellEnd"/>
-      <w:r>
-        <w:t xml:space="preserve"> captures long-range dependencies and contextual relationships. The proposed model is evaluated using accuracy, precision, recall, and F1-score, and compared with baseline models such as Logistic Regression, Support Vector Machine, and Random Forest. Results demonstrate that the hybrid CNN-</w:t>
-      </w:r>
-      <w:proofErr w:type="spellStart"/>
-      <w:r>
-        <w:t>BiLSTM</w:t>
-      </w:r>
-      <w:proofErr w:type="spellEnd"/>
-      <w:r>
-        <w:t xml:space="preserve"> approach improves classification performance and provides a reliable tool for splice junction prediction in genomic analysis.</w:t>
+        <w:t xml:space="preserve"> to preserve positional information. The CNN component extracts local sequence patterns, while the BiLSTM captures long-range dependencies and contextual relationships. The proposed model is evaluated using accuracy, precision, recall, and F1-score, and compared with baseline models such as Logistic Regression, Support Vector Machine, and Random Forest. Results demonstrate that the hybrid CNN-BiLSTM approach improves classification performance and provides a reliable tool for splice junction prediction in genomic analysis.</w:t>
       </w:r>
     </w:p>
     <w:p>
@@ -381,15 +357,7 @@
         <w:t xml:space="preserve"> </w:t>
       </w:r>
       <w:r>
-        <w:t>DNA Sequence Classification, Splice Junction Prediction, Convolutional Neural Network (CNN), Bidirectional Long Short-Term Memory (</w:t>
-      </w:r>
-      <w:proofErr w:type="spellStart"/>
-      <w:r>
-        <w:t>BiLSTM</w:t>
-      </w:r>
-      <w:proofErr w:type="spellEnd"/>
-      <w:r>
-        <w:t>), Deep Learning, Bioinformatics, Multi-class Classification, One-Hot Encoding</w:t>
+        <w:t>DNA Sequence Classification, Splice Junction Prediction, Convolutional Neural Network (CNN), Bidirectional Long Short-Term Memory (BiLSTM), Deep Learning, Bioinformatics, Multi-class Classification, One-Hot Encoding</w:t>
       </w:r>
     </w:p>
     <w:p>
@@ -782,35 +750,7 @@
         <w:rPr>
           <w:lang w:val="en-US"/>
         </w:rPr>
-        <w:t xml:space="preserve">Maintaining the integrity of the specifications is essential when implementing deep learning models for DNA sequence classification. By using a hybrid CNN + </w:t>
-      </w:r>
-      <w:proofErr w:type="spellStart"/>
-      <w:r>
-        <w:rPr>
-          <w:lang w:val="en-US"/>
-        </w:rPr>
-        <w:t>BiLSTM</w:t>
-      </w:r>
-      <w:proofErr w:type="spellEnd"/>
-      <w:r>
-        <w:rPr>
-          <w:lang w:val="en-US"/>
-        </w:rPr>
-        <w:t xml:space="preserve"> architecture in frameworks such as TensorFlow or </w:t>
-      </w:r>
-      <w:proofErr w:type="spellStart"/>
-      <w:r>
-        <w:rPr>
-          <w:lang w:val="en-US"/>
-        </w:rPr>
-        <w:t>PyTorch</w:t>
-      </w:r>
-      <w:proofErr w:type="spellEnd"/>
-      <w:r>
-        <w:rPr>
-          <w:lang w:val="en-US"/>
-        </w:rPr>
-        <w:t>, the model adheres to a well-defined structure that captures both local sequence patterns and long-range dependencies. Ensuring that data preprocessing steps, including sequence validation, fixed-length window selection, and one-hot encoding, are consistently applied is critical for preserving input quality and biological relevance.</w:t>
+        <w:t>Maintaining the integrity of the specifications is essential when implementing deep learning models for DNA sequence classification. By using a hybrid CNN + BiLSTM architecture in frameworks such as TensorFlow or PyTorch, the model adheres to a well-defined structure that captures both local sequence patterns and long-range dependencies. Ensuring that data preprocessing steps, including sequence validation, fixed-length window selection, and one-hot encoding, are consistently applied is critical for preserving input quality and biological relevance.</w:t>
       </w:r>
     </w:p>
     <w:p>
@@ -885,23 +825,7 @@
           <w:szCs w:val="20"/>
         </w:rPr>
         <w:lastRenderedPageBreak/>
-        <w:t>for DNA sequence classification. These models require manual feature extraction techniques like k-</w:t>
-      </w:r>
-      <w:proofErr w:type="spellStart"/>
-      <w:r>
-        <w:rPr>
-          <w:sz w:val="20"/>
-          <w:szCs w:val="20"/>
-        </w:rPr>
-        <w:t>mer</w:t>
-      </w:r>
-      <w:proofErr w:type="spellEnd"/>
-      <w:r>
-        <w:rPr>
-          <w:sz w:val="20"/>
-          <w:szCs w:val="20"/>
-        </w:rPr>
-        <w:t xml:space="preserve"> representation, which converts DNA sequences into numerical form. Although these methods improved performance compared to traditional approaches, they still depend heavily on feature engineering and may not capture complex patterns in biological data.</w:t>
+        <w:t>for DNA sequence classification. These models require manual feature extraction techniques like k-mer representation, which converts DNA sequences into numerical form. Although these methods improved performance compared to traditional approaches, they still depend heavily on feature engineering and may not capture complex patterns in biological data.</w:t>
       </w:r>
     </w:p>
     <w:p>
@@ -1105,23 +1029,7 @@
           <w:sz w:val="20"/>
           <w:szCs w:val="20"/>
         </w:rPr>
-        <w:t xml:space="preserve">Before training the model, the raw DNA sequences are </w:t>
-      </w:r>
-      <w:proofErr w:type="spellStart"/>
-      <w:r>
-        <w:rPr>
-          <w:sz w:val="20"/>
-          <w:szCs w:val="20"/>
-        </w:rPr>
-        <w:t>preprocessed</w:t>
-      </w:r>
-      <w:proofErr w:type="spellEnd"/>
-      <w:r>
-        <w:rPr>
-          <w:sz w:val="20"/>
-          <w:szCs w:val="20"/>
-        </w:rPr>
-        <w:t xml:space="preserve"> to make them suitable for machine learning. This includes cleaning the data, removing any invalid or missing values, and ensuring consistency in sequence length if required. Since machine learning models cannot directly process string data, the DNA sequences are converted into numerical form using encoding techniques.</w:t>
+        <w:t>Before training the model, the raw DNA sequences are preprocessed to make them suitable for machine learning. This includes cleaning the data, removing any invalid or missing values, and ensuring consistency in sequence length if required. Since machine learning models cannot directly process string data, the DNA sequences are converted into numerical form using encoding techniques.</w:t>
       </w:r>
     </w:p>
     <w:p>
@@ -1164,23 +1072,7 @@
           <w:sz w:val="20"/>
           <w:szCs w:val="20"/>
         </w:rPr>
-        <w:t>To transform DNA sequences into numerical representations, encoding methods such as k-</w:t>
-      </w:r>
-      <w:proofErr w:type="spellStart"/>
-      <w:r>
-        <w:rPr>
-          <w:sz w:val="20"/>
-          <w:szCs w:val="20"/>
-        </w:rPr>
-        <w:t>mer</w:t>
-      </w:r>
-      <w:proofErr w:type="spellEnd"/>
-      <w:r>
-        <w:rPr>
-          <w:sz w:val="20"/>
-          <w:szCs w:val="20"/>
-        </w:rPr>
-        <w:t xml:space="preserve"> representation or one-hot encoding are used. In this approach, each nucleotide (A, T, C, </w:t>
+        <w:t xml:space="preserve">To transform DNA sequences into numerical representations, encoding methods such as k-mer representation or one-hot encoding are used. In this approach, each nucleotide (A, T, C, </w:t>
       </w:r>
       <w:r>
         <w:rPr>
@@ -1253,39 +1145,7 @@
           <w:sz w:val="20"/>
           <w:szCs w:val="20"/>
         </w:rPr>
-        <w:t>In this project, a hybrid CNN-</w:t>
-      </w:r>
-      <w:proofErr w:type="spellStart"/>
-      <w:r>
-        <w:rPr>
-          <w:sz w:val="20"/>
-          <w:szCs w:val="20"/>
-        </w:rPr>
-        <w:t>BiLSTM</w:t>
-      </w:r>
-      <w:proofErr w:type="spellEnd"/>
-      <w:r>
-        <w:rPr>
-          <w:sz w:val="20"/>
-          <w:szCs w:val="20"/>
-        </w:rPr>
-        <w:t xml:space="preserve"> model is used for DNA sequence classification. The CNN component extracts local features from DNA sequences, while the </w:t>
-      </w:r>
-      <w:proofErr w:type="spellStart"/>
-      <w:r>
-        <w:rPr>
-          <w:sz w:val="20"/>
-          <w:szCs w:val="20"/>
-        </w:rPr>
-        <w:t>BiLSTM</w:t>
-      </w:r>
-      <w:proofErr w:type="spellEnd"/>
-      <w:r>
-        <w:rPr>
-          <w:sz w:val="20"/>
-          <w:szCs w:val="20"/>
-        </w:rPr>
-        <w:t xml:space="preserve"> captures sequential dependencies, resulting in improved classification performance.</w:t>
+        <w:t>In this project, a hybrid CNN-BiLSTM model is used for DNA sequence classification. The CNN component extracts local features from DNA sequences, while the BiLSTM captures sequential dependencies, resulting in improved classification performance.</w:t>
       </w:r>
     </w:p>
     <w:p>
@@ -1794,15 +1654,7 @@
         <w:jc w:val="both"/>
       </w:pPr>
       <w:r>
-        <w:t xml:space="preserve">After processing through the Bi-LSTM layers, the output is passed to fully connected (dense) layers, which perform the final classification. A </w:t>
-      </w:r>
-      <w:proofErr w:type="spellStart"/>
-      <w:r>
-        <w:t>softmax</w:t>
-      </w:r>
-      <w:proofErr w:type="spellEnd"/>
-      <w:r>
-        <w:t xml:space="preserve"> activation function is used in the output layer to classify the DNA sequences into different categories such as </w:t>
+        <w:t xml:space="preserve">After processing through the Bi-LSTM layers, the output is passed to fully connected (dense) layers, which perform the final classification. A softmax activation function is used in the output layer to classify the DNA sequences into different categories such as </w:t>
       </w:r>
       <w:r>
         <w:t>EI, IE, and N splice junction categories</w:t>
@@ -1856,21 +1708,7 @@
         <w:rPr>
           <w:lang w:val="en-IN"/>
         </w:rPr>
-        <w:t xml:space="preserve">The proposed model is implemented using Python with TensorFlow and </w:t>
-      </w:r>
-      <w:proofErr w:type="spellStart"/>
-      <w:r>
-        <w:rPr>
-          <w:lang w:val="en-IN"/>
-        </w:rPr>
-        <w:t>Keras</w:t>
-      </w:r>
-      <w:proofErr w:type="spellEnd"/>
-      <w:r>
-        <w:rPr>
-          <w:lang w:val="en-IN"/>
-        </w:rPr>
-        <w:t xml:space="preserve"> for deep learning. Additional libraries such as NumPy, Pandas, Matplotlib, and Scikit-learn are used for data preprocessing and evaluation. The model is executed on CPU by disabling GPU usage.</w:t>
+        <w:t>The proposed model is implemented using Python with TensorFlow and Keras for deep learning. Additional libraries such as NumPy, Pandas, Matplotlib, and Scikit-learn are used for data preprocessing and evaluation. The model is executed on CPU by disabling GPU usage.</w:t>
       </w:r>
     </w:p>
     <w:p>
@@ -2053,79 +1891,51 @@
         <w:rPr>
           <w:lang w:val="en-IN"/>
         </w:rPr>
-        <w:t xml:space="preserve">The DNA dataset is loaded from a CSV file and </w:t>
-      </w:r>
-      <w:proofErr w:type="spellStart"/>
+        <w:t>The DNA dataset is loaded from a CSV file and preprocessed to separate input features and class labels. The labels are encoded using Label</w:t>
+      </w:r>
       <w:r>
         <w:rPr>
           <w:lang w:val="en-IN"/>
         </w:rPr>
-        <w:t>preprocessed</w:t>
-      </w:r>
-      <w:proofErr w:type="spellEnd"/>
+        <w:t xml:space="preserve"> </w:t>
+      </w:r>
       <w:r>
         <w:rPr>
           <w:lang w:val="en-IN"/>
         </w:rPr>
-        <w:t xml:space="preserve"> to separate input features and class labels. The labels are encoded using Label</w:t>
-      </w:r>
-      <w:r>
-        <w:rPr>
+        <w:t>Encoder and converted into one-hot format. The input data is reshaped into (60, 3) to match the model requirements. The dataset is split into training (80%), validation (10%), and testing (10%) sets using a random state of 42. Class weights are computed to handle class imbalance.</w:t>
+      </w:r>
+    </w:p>
+    <w:p>
+      <w:pPr>
+        <w:pStyle w:val="Heading2"/>
+        <w:rPr>
+          <w:b/>
+          <w:bCs/>
           <w:lang w:val="en-IN"/>
         </w:rPr>
-        <w:t xml:space="preserve"> </w:t>
-      </w:r>
-      <w:r>
-        <w:rPr>
+      </w:pPr>
+      <w:r>
+        <w:rPr>
+          <w:b/>
+          <w:bCs/>
           <w:lang w:val="en-IN"/>
         </w:rPr>
-        <w:t>Encoder and converted into one-hot format. The input data is reshaped into (60, 3) to match the model requirements. The dataset is split into training (80%), validation (10%), and testing (10%) sets using a random state of 42. Class weights are computed to handle class imbalance.</w:t>
-      </w:r>
-    </w:p>
-    <w:p>
-      <w:pPr>
-        <w:pStyle w:val="Heading2"/>
-        <w:rPr>
-          <w:b/>
-          <w:bCs/>
+        <w:t>Model Training Setup</w:t>
+      </w:r>
+    </w:p>
+    <w:p>
+      <w:pPr>
+        <w:jc w:val="both"/>
+        <w:rPr>
           <w:lang w:val="en-IN"/>
         </w:rPr>
       </w:pPr>
       <w:r>
         <w:rPr>
-          <w:b/>
-          <w:bCs/>
           <w:lang w:val="en-IN"/>
         </w:rPr>
-        <w:t>Model Training Setup</w:t>
-      </w:r>
-    </w:p>
-    <w:p>
-      <w:pPr>
-        <w:jc w:val="both"/>
-        <w:rPr>
-          <w:lang w:val="en-IN"/>
-        </w:rPr>
-      </w:pPr>
-      <w:r>
-        <w:rPr>
-          <w:lang w:val="en-IN"/>
-        </w:rPr>
-        <w:t>The CNN-</w:t>
-      </w:r>
-      <w:proofErr w:type="spellStart"/>
-      <w:r>
-        <w:rPr>
-          <w:lang w:val="en-IN"/>
-        </w:rPr>
-        <w:t>BiLSTM</w:t>
-      </w:r>
-      <w:proofErr w:type="spellEnd"/>
-      <w:r>
-        <w:rPr>
-          <w:lang w:val="en-IN"/>
-        </w:rPr>
-        <w:t xml:space="preserve"> model is trained using the Adam optimizer with a learning rate of 0.001 and categorical cross-entropy loss. The training is performed for a maximum of </w:t>
+        <w:t xml:space="preserve">The CNN-BiLSTM model is trained using the Adam optimizer with a learning rate of 0.001 and categorical cross-entropy loss. The training is performed for a maximum of </w:t>
       </w:r>
       <w:r>
         <w:rPr>
@@ -2230,35 +2040,14 @@
       <w:r>
         <w:t>-</w:t>
       </w:r>
-      <w:proofErr w:type="spellStart"/>
-      <w:r>
-        <w:t>BiLSTM</w:t>
-      </w:r>
-      <w:proofErr w:type="spellEnd"/>
-      <w:r>
-        <w:t xml:space="preserve"> model was optimized using carefully selected hyperparameters to ensure efficient learning and good generalization. The model was trained using the Adam optimizer with a learning rate of 0.001 and a batch size of 32 for up to 50 epochs, with early stopping applied to prevent overfitting. The convolutional layers used 64 and 128 filters with kernel sizes of 3 and 5 to </w:t>
+      <w:r>
+        <w:t xml:space="preserve">BiLSTM model was optimized using carefully selected hyperparameters to ensure efficient learning and good generalization. The model was trained using the Adam optimizer with a learning rate of 0.001 and a batch size of 32 for up to 50 epochs, with early stopping applied to prevent overfitting. The convolutional layers used 64 and 128 filters with kernel sizes of 3 and 5 to </w:t>
       </w:r>
       <w:r>
         <w:t>effectively captures both local nucleotide patterns and long-range sequence dependencies</w:t>
       </w:r>
       <w:r>
-        <w:t xml:space="preserve">, while the </w:t>
-      </w:r>
-      <w:proofErr w:type="spellStart"/>
-      <w:r>
-        <w:t>BiLSTM</w:t>
-      </w:r>
-      <w:proofErr w:type="spellEnd"/>
-      <w:r>
-        <w:t xml:space="preserve"> layer with 64 units modeled long-range dependencies. A dropout rate of 0.3 was applied to improve generalization. The architecture includes two dense layers: a hidden layer with 64 neurons for feature learning and an output layer with </w:t>
-      </w:r>
-      <w:proofErr w:type="spellStart"/>
-      <w:r>
-        <w:t>softmax</w:t>
-      </w:r>
-      <w:proofErr w:type="spellEnd"/>
-      <w:r>
-        <w:t xml:space="preserve"> activation for multi-class classification. The model was trained using categorical cross-entropy loss, appropriate for splice junction prediction tasks.</w:t>
+        <w:t>, while the BiLSTM layer with 64 units modeled long-range dependencies. A dropout rate of 0.3 was applied to improve generalization. The architecture includes two dense layers: a hidden layer with 64 neurons for feature learning and an output layer with softmax activation for multi-class classification. The model was trained using categorical cross-entropy loss, appropriate for splice junction prediction tasks.</w:t>
       </w:r>
     </w:p>
     <w:p>
@@ -2314,15 +2103,7 @@
         <w:jc w:val="both"/>
       </w:pPr>
       <w:r>
-        <w:t>The performance of the proposed CNN-</w:t>
-      </w:r>
-      <w:proofErr w:type="spellStart"/>
-      <w:r>
-        <w:t>BiLSTM</w:t>
-      </w:r>
-      <w:proofErr w:type="spellEnd"/>
-      <w:r>
-        <w:t xml:space="preserve"> model was evaluated on the test dataset using multiple evaluation metrics, including accuracy, precision, recall, and F1-score. The model was trained for a maximum of 50 epochs with a batch size of 32, and early stopping was applied to prevent overfitting.</w:t>
+        <w:t>The performance of the proposed CNN-BiLSTM model was evaluated on the test dataset using multiple evaluation metrics, including accuracy, precision, recall, and F1-score. The model was trained for a maximum of 50 epochs with a batch size of 32, and early stopping was applied to prevent overfitting.</w:t>
       </w:r>
     </w:p>
     <w:p>
@@ -2636,15 +2417,7 @@
         <w:jc w:val="both"/>
       </w:pPr>
       <w:r>
-        <w:t xml:space="preserve">The results show that the model </w:t>
-      </w:r>
-      <w:proofErr w:type="gramStart"/>
-      <w:r>
-        <w:t>is able to</w:t>
-      </w:r>
-      <w:proofErr w:type="gramEnd"/>
-      <w:r>
-        <w:t xml:space="preserve"> effectively classify DNA sequences into their respective classes. The convolutional layers successfully extract local patterns from the sequences, while the bidirectional LSTM captures long-term dependencies, resulting in improved classification performance.</w:t>
+        <w:t>The results show that the model is able to effectively classify DNA sequences into their respective classes. The convolutional layers successfully extract local patterns from the sequences, while the bidirectional LSTM captures long-term dependencies, resulting in improved classification performance.</w:t>
       </w:r>
     </w:p>
     <w:p>
@@ -2653,15 +2426,7 @@
         <w:jc w:val="both"/>
       </w:pPr>
       <w:r>
-        <w:t>The proposed CNN-</w:t>
-      </w:r>
-      <w:proofErr w:type="spellStart"/>
-      <w:r>
-        <w:t>BiLSTM</w:t>
-      </w:r>
-      <w:proofErr w:type="spellEnd"/>
-      <w:r>
-        <w:t xml:space="preserve"> model demonstrates strong performance in DNA sequence classification.</w:t>
+        <w:t>The proposed CNN-BiLSTM model demonstrates strong performance in DNA sequence classification.</w:t>
       </w:r>
     </w:p>
     <w:p>
@@ -2670,15 +2435,7 @@
         <w:jc w:val="both"/>
       </w:pPr>
       <w:r>
-        <w:t>The performance of the proposed CNN-</w:t>
-      </w:r>
-      <w:proofErr w:type="spellStart"/>
-      <w:r>
-        <w:t>BiLSTM</w:t>
-      </w:r>
-      <w:proofErr w:type="spellEnd"/>
-      <w:r>
-        <w:t xml:space="preserve"> model was evaluated using standard classification metrics. The model achieved a </w:t>
+        <w:t xml:space="preserve">The performance of the proposed CNN-BiLSTM model was evaluated using standard classification metrics. The model achieved a </w:t>
       </w:r>
       <w:r>
         <w:rPr>
@@ -3084,13 +2841,8 @@
       <w:r>
         <w:t>-</w:t>
       </w:r>
-      <w:proofErr w:type="spellStart"/>
-      <w:r>
-        <w:t>BiLSTM</w:t>
-      </w:r>
-      <w:proofErr w:type="spellEnd"/>
-      <w:r>
-        <w:t xml:space="preserve"> architecture effectively captures both local nucleotide patterns and long-range dependencies, leading to improved generalization and reliable splice junction prediction.</w:t>
+      <w:r>
+        <w:t>BiLSTM architecture effectively captures both local nucleotide patterns and long-range dependencies, leading to improved generalization and reliable splice junction prediction.</w:t>
       </w:r>
       <w:r>
         <w:t xml:space="preserve"> </w:t>
@@ -3101,36 +2853,32 @@
       <w:r>
         <w:t>-</w:t>
       </w:r>
-      <w:proofErr w:type="spellStart"/>
-      <w:r>
-        <w:t>BiLSTM</w:t>
-      </w:r>
-      <w:proofErr w:type="spellEnd"/>
-      <w:r>
-        <w:t xml:space="preserve"> model achieves high classification accuracy, with most predictions correctly aligned along the diagonal, demonstrating strong performance across all classes. Minor misclassifications are observed primarily between the EI and IE classes, which </w:t>
-      </w:r>
-      <w:proofErr w:type="gramStart"/>
-      <w:r>
-        <w:t>is</w:t>
-      </w:r>
-      <w:proofErr w:type="gramEnd"/>
-      <w:r>
-        <w:t xml:space="preserve"> expected due to their biological similarity, while the non-splice class (N) is predicted with the highest precision.</w:t>
+      <w:r>
+        <w:t>BiLSTM model achieves high classification accuracy, with most predictions correctly aligned along the diagonal, demonstrating strong performance across all classes. Minor misclassifications are observed primarily between the EI and IE classes, which is expected due to their biological similarity, while the non-splice class (N) is predicted with the highest precision.</w:t>
       </w:r>
     </w:p>
     <w:p>
       <w:pPr>
         <w:keepNext/>
         <w:jc w:val="both"/>
-      </w:pPr>
-      <w:r>
         <w:rPr>
           <w:noProof/>
         </w:rPr>
+      </w:pPr>
+    </w:p>
+    <w:p>
+      <w:pPr>
+        <w:keepNext/>
+        <w:jc w:val="both"/>
+      </w:pPr>
+      <w:r>
+        <w:rPr>
+          <w:noProof/>
+        </w:rPr>
         <w:drawing>
-          <wp:inline distT="0" distB="0" distL="0" distR="0" wp14:anchorId="02976E90" wp14:editId="0D9C5984">
-            <wp:extent cx="2832100" cy="2402571"/>
-            <wp:effectExtent l="0" t="0" r="6350" b="0"/>
+          <wp:inline distT="0" distB="0" distL="0" distR="0" wp14:anchorId="02976E90" wp14:editId="3BFC99A8">
+            <wp:extent cx="2812467" cy="2406881"/>
+            <wp:effectExtent l="0" t="0" r="6985" b="0"/>
             <wp:docPr id="7" name="Picture 6">
               <a:extLst xmlns:a="http://schemas.openxmlformats.org/drawingml/2006/main">
                 <a:ext uri="{FF2B5EF4-FFF2-40B4-BE49-F238E27FC236}">
@@ -3156,21 +2904,35 @@
                       <a:picLocks noChangeAspect="1"/>
                     </pic:cNvPicPr>
                   </pic:nvPicPr>
-                  <pic:blipFill>
-                    <a:blip r:embed="rId19"/>
-                    <a:srcRect l="1569" t="1398" r="1674" b="2237"/>
+                  <pic:blipFill rotWithShape="1">
+                    <a:blip r:embed="rId19">
+                      <a:extLst>
+                        <a:ext uri="{28A0092B-C50C-407E-A947-70E740481C1C}">
+                          <a14:useLocalDpi xmlns:a14="http://schemas.microsoft.com/office/drawing/2010/main" val="0"/>
+                        </a:ext>
+                      </a:extLst>
+                    </a:blip>
+                    <a:srcRect l="871" t="59" r="1" b="59"/>
                     <a:stretch>
                       <a:fillRect/>
                     </a:stretch>
                   </pic:blipFill>
-                  <pic:spPr>
+                  <pic:spPr bwMode="auto">
                     <a:xfrm>
                       <a:off x="0" y="0"/>
-                      <a:ext cx="2837765" cy="2407377"/>
+                      <a:ext cx="2813047" cy="2407377"/>
                     </a:xfrm>
                     <a:prstGeom prst="rect">
                       <a:avLst/>
                     </a:prstGeom>
+                    <a:ln>
+                      <a:noFill/>
+                    </a:ln>
+                    <a:extLst>
+                      <a:ext uri="{53640926-AAD7-44D8-BBD7-CCE9431645EC}">
+                        <a14:shadowObscured xmlns:a14="http://schemas.microsoft.com/office/drawing/2010/main"/>
+                      </a:ext>
+                    </a:extLst>
                   </pic:spPr>
                 </pic:pic>
               </a:graphicData>
@@ -3670,51 +3432,26 @@
         </w:rPr>
         <w:t>-</w:t>
       </w:r>
-      <w:proofErr w:type="spellStart"/>
       <w:r>
         <w:rPr>
           <w:smallCaps w:val="0"/>
           <w:noProof w:val="0"/>
         </w:rPr>
-        <w:t>BiLSTM</w:t>
-      </w:r>
-      <w:proofErr w:type="spellEnd"/>
+        <w:t>BiLSTM model demonstrates strong performance in splice junction classification, achieving a training accuracy of 98.43% and a testing accuracy of 94.36%, indicating effective generalization with minimal overfitting. The integration of convolutional layers and bidirectional LSTM enables the model to capture both local nucleotide patterns and long-range dependencies, resulting in balanced and reliable classification across EI, IE, and N classes. Comprehensive evaluation using accuracy, precision, recall, F1-score, ROC curves, and Precision</w:t>
+      </w:r>
       <w:r>
         <w:rPr>
           <w:smallCaps w:val="0"/>
           <w:noProof w:val="0"/>
         </w:rPr>
-        <w:t xml:space="preserve"> model demonstrates strong performance in splice junction classification, achieving a training accuracy of 98.43% and a testing accuracy of 94.36%, indicating effective generalization with minimal overfitting. The integration of convolutional layers and bidirectional LSTM enables the model to capture both local nucleotide patterns and long-range dependencies, resulting in balanced and reliable classification across EI, IE, and N classes. Comprehensive evaluation using accuracy, precision, recall, F1-score, ROC curves, and Precision</w:t>
+        <w:t>-</w:t>
       </w:r>
       <w:r>
         <w:rPr>
           <w:smallCaps w:val="0"/>
           <w:noProof w:val="0"/>
         </w:rPr>
-        <w:t>-</w:t>
-      </w:r>
-      <w:r>
-        <w:rPr>
-          <w:smallCaps w:val="0"/>
-          <w:noProof w:val="0"/>
-        </w:rPr>
-        <w:t xml:space="preserve">Recall curves </w:t>
-      </w:r>
-      <w:proofErr w:type="gramStart"/>
-      <w:r>
-        <w:rPr>
-          <w:smallCaps w:val="0"/>
-          <w:noProof w:val="0"/>
-        </w:rPr>
-        <w:t>confirms</w:t>
-      </w:r>
-      <w:proofErr w:type="gramEnd"/>
-      <w:r>
-        <w:rPr>
-          <w:smallCaps w:val="0"/>
-          <w:noProof w:val="0"/>
-        </w:rPr>
-        <w:t xml:space="preserve"> the robustness and high discriminative capability of the model for DNA sequence analysis.</w:t>
+        <w:t>Recall curves confirms the robustness and high discriminative capability of the model for DNA sequence analysis.</w:t>
       </w:r>
     </w:p>
     <w:p>
@@ -3772,31 +3509,45 @@
           <w:bCs/>
           <w:lang w:val="en-IN"/>
         </w:rPr>
-        <w:t xml:space="preserve">Dr. Reda </w:t>
-      </w:r>
-      <w:proofErr w:type="spellStart"/>
-      <w:r>
-        <w:rPr>
-          <w:b/>
-          <w:bCs/>
+        <w:t>Dr. Reda Nacif Elalaoui</w:t>
+      </w:r>
+      <w:r>
+        <w:rPr>
           <w:lang w:val="en-IN"/>
         </w:rPr>
-        <w:t>Nacif</w:t>
-      </w:r>
-      <w:proofErr w:type="spellEnd"/>
-      <w:r>
-        <w:rPr>
-          <w:b/>
-          <w:bCs/>
+        <w:t>, for his valuable guidance, continuous support, and insightful feedback throughout the course of this project. The authors also acknowledge the contributions and collaboration of all team members whose efforts made this work possible.</w:t>
+      </w:r>
+    </w:p>
+    <w:p>
+      <w:pPr>
+        <w:jc w:val="both"/>
+        <w:rPr>
           <w:lang w:val="en-IN"/>
         </w:rPr>
-        <w:t xml:space="preserve"> Elalaoui</w:t>
-      </w:r>
+      </w:pPr>
       <w:r>
         <w:rPr>
           <w:lang w:val="en-IN"/>
         </w:rPr>
-        <w:t>, for his valuable guidance, continuous support, and insightful feedback throughout the course of this project. The authors also acknowledge the contributions and collaboration of all team members whose efforts made this work possible.</w:t>
+        <w:t>Additionally, the authors would like to thank the providers of the datasets and research resources that supported this study. Finally, the authors express their appreciation to their families and friends for their constant encouragement and support.</w:t>
+      </w:r>
+    </w:p>
+    <w:p>
+      <w:pPr>
+        <w:pStyle w:val="Heading1"/>
+        <w:rPr>
+          <w:b/>
+          <w:bCs/>
+          <w:lang w:val="en-IN"/>
+        </w:rPr>
+      </w:pPr>
+      <w:r>
+        <w:rPr>
+          <w:b/>
+          <w:bCs/>
+          <w:lang w:val="en-IN"/>
+        </w:rPr>
+        <w:t>REFERENCES</w:t>
       </w:r>
     </w:p>
     <w:p>
@@ -3806,41 +3557,88 @@
           <w:lang w:val="en-IN"/>
         </w:rPr>
       </w:pPr>
-      <w:r>
+    </w:p>
+    <w:p>
+      <w:pPr>
+        <w:pStyle w:val="ListParagraph"/>
+        <w:numPr>
+          <w:ilvl w:val="0"/>
+          <w:numId w:val="56"/>
+        </w:numPr>
+        <w:jc w:val="both"/>
         <w:rPr>
           <w:lang w:val="en-IN"/>
         </w:rPr>
-        <w:t>Additionally, the authors would like to thank the providers of the datasets and research resources that supported this study. Finally, the authors express their appreciation to their families and friends for their constant encouragement and support.</w:t>
-      </w:r>
-    </w:p>
-    <w:p>
-      <w:pPr>
-        <w:pStyle w:val="Heading1"/>
-        <w:rPr>
-          <w:b/>
-          <w:bCs/>
+      </w:pPr>
+      <w:r>
+        <w:rPr>
           <w:lang w:val="en-IN"/>
         </w:rPr>
-      </w:pPr>
-      <w:r>
-        <w:rPr>
-          <w:b/>
-          <w:bCs/>
+        <w:t>Alipanahi, B., Delong, A., Weirauch, M. T., &amp; Frey, B. J. (2015). Predicting the sequence specificities of DNA-and RNA-binding proteins by deep learning. Nature biotechnology, 33(8), 831-838.</w:t>
+      </w:r>
+    </w:p>
+    <w:p>
+      <w:pPr>
+        <w:pStyle w:val="ListParagraph"/>
+        <w:numPr>
+          <w:ilvl w:val="0"/>
+          <w:numId w:val="56"/>
+        </w:numPr>
+        <w:jc w:val="both"/>
+        <w:rPr>
           <w:lang w:val="en-IN"/>
         </w:rPr>
-        <w:t>REFERENCES</w:t>
-      </w:r>
-    </w:p>
-    <w:p>
-      <w:pPr>
+      </w:pPr>
+      <w:r>
+        <w:t>Bengio, Y. (2009). Learning deep architectures for AI. </w:t>
+      </w:r>
+      <w:r>
+        <w:rPr>
+          <w:i/>
+          <w:iCs/>
+        </w:rPr>
+        <w:t>Foundations and Trends® in Finance</w:t>
+      </w:r>
+      <w:r>
+        <w:t>, </w:t>
+      </w:r>
+      <w:r>
+        <w:rPr>
+          <w:i/>
+          <w:iCs/>
+        </w:rPr>
+        <w:t>2</w:t>
+      </w:r>
+      <w:r>
+        <w:t>(1), 1-127.</w:t>
+      </w:r>
+    </w:p>
+    <w:p>
+      <w:pPr>
+        <w:pStyle w:val="ListParagraph"/>
+        <w:numPr>
+          <w:ilvl w:val="0"/>
+          <w:numId w:val="56"/>
+        </w:numPr>
         <w:jc w:val="both"/>
         <w:rPr>
           <w:lang w:val="en-IN"/>
         </w:rPr>
       </w:pPr>
-    </w:p>
-    <w:p>
-      <w:pPr>
+      <w:r>
+        <w:rPr>
+          <w:lang w:val="en-IN"/>
+        </w:rPr>
+        <w:t>Bari, A. T. M. G., Reaz, M. R., &amp; Jeong, B. S. (2014). Effective DNA encoding for splice site prediction using SVM. MATCH Commun Math Comput Chem, 71, 241-258.</w:t>
+      </w:r>
+    </w:p>
+    <w:p>
+      <w:pPr>
+        <w:pStyle w:val="ListParagraph"/>
+        <w:numPr>
+          <w:ilvl w:val="0"/>
+          <w:numId w:val="56"/>
+        </w:numPr>
         <w:jc w:val="both"/>
         <w:rPr>
           <w:lang w:val="en-IN"/>
@@ -3850,32 +3648,87 @@
         <w:rPr>
           <w:lang w:val="en-IN"/>
         </w:rPr>
-        <w:t>[1]</w:t>
-      </w:r>
-      <w:r>
+        <w:t>Degroeve, S., Saeys, Y., De Baets, B., Rouzé, P., &amp; Van de Peer, Y. (2005). SpliceMachine: predicting splice sites from high-dimensional local context representations. Bioinformatics, 21(8), 1332-1338.</w:t>
+      </w:r>
+    </w:p>
+    <w:p>
+      <w:pPr>
+        <w:pStyle w:val="ListParagraph"/>
+        <w:numPr>
+          <w:ilvl w:val="0"/>
+          <w:numId w:val="56"/>
+        </w:numPr>
+        <w:jc w:val="both"/>
+      </w:pPr>
+      <w:r>
+        <w:t>Dakhli, A., &amp; Bellil, W. (2016). Wavelet neural networks for DNA sequence classification using the genetic algorithms and the least trimmed square. Procedia Computer Science, 96, 418-427.</w:t>
+      </w:r>
+    </w:p>
+    <w:p>
+      <w:pPr>
+        <w:pStyle w:val="ListParagraph"/>
+        <w:numPr>
+          <w:ilvl w:val="0"/>
+          <w:numId w:val="56"/>
+        </w:numPr>
+        <w:jc w:val="both"/>
+      </w:pPr>
+      <w:r>
+        <w:t>Jaganathan, K., Panagiotopoulou, S. K., McRae, J. F., Darbandi, S. F., Knowles, D., Li, Y. I., ... &amp; Farh, K. K. H. (2019). Predicting splicing from primary sequence with deep learning. Cell, 176(3), 535-548.</w:t>
+      </w:r>
+    </w:p>
+    <w:p>
+      <w:pPr>
+        <w:pStyle w:val="ListParagraph"/>
+        <w:numPr>
+          <w:ilvl w:val="0"/>
+          <w:numId w:val="56"/>
+        </w:numPr>
+        <w:jc w:val="both"/>
         <w:rPr>
           <w:lang w:val="en-IN"/>
         </w:rPr>
-        <w:tab/>
-        <w:t xml:space="preserve">J. Zou, M. Huss, A. Abid, P. Mohammadi, A. Torkamani, and A. </w:t>
-      </w:r>
-      <w:proofErr w:type="spellStart"/>
-      <w:r>
+      </w:pPr>
+      <w:r>
+        <w:t>Kipf, T. N., &amp; Welling, M. (2016). Semi-supervised classification with graph convolutional networks. </w:t>
+      </w:r>
+      <w:r>
+        <w:rPr>
+          <w:i/>
+          <w:iCs/>
+        </w:rPr>
+        <w:t>arXiv preprint arXiv:1609.02907</w:t>
+      </w:r>
+      <w:r>
+        <w:t>.</w:t>
+      </w:r>
+    </w:p>
+    <w:p>
+      <w:pPr>
+        <w:pStyle w:val="ListParagraph"/>
+        <w:numPr>
+          <w:ilvl w:val="0"/>
+          <w:numId w:val="56"/>
+        </w:numPr>
+        <w:jc w:val="both"/>
         <w:rPr>
           <w:lang w:val="en-IN"/>
         </w:rPr>
-        <w:t>Telenti</w:t>
-      </w:r>
-      <w:proofErr w:type="spellEnd"/>
+      </w:pPr>
       <w:r>
         <w:rPr>
           <w:lang w:val="en-IN"/>
         </w:rPr>
-        <w:t xml:space="preserve">, </w:t>
-      </w:r>
-    </w:p>
-    <w:p>
-      <w:pPr>
+        <w:t>Krizhevsky, A., Sutskever, I., &amp; Hinton, G. E. (2012). Imagenet classification with deep convolutional neural networks. Advances in neural information processing systems, 25.</w:t>
+      </w:r>
+    </w:p>
+    <w:p>
+      <w:pPr>
+        <w:pStyle w:val="ListParagraph"/>
+        <w:numPr>
+          <w:ilvl w:val="0"/>
+          <w:numId w:val="56"/>
+        </w:numPr>
         <w:jc w:val="both"/>
         <w:rPr>
           <w:lang w:val="en-IN"/>
@@ -3885,40 +3738,80 @@
         <w:rPr>
           <w:lang w:val="en-IN"/>
         </w:rPr>
-        <w:t>" A primer on deep learning in genomics," Nature Genetics, vol. 51, no. 1, pp. 12–18, 2019.</w:t>
-      </w:r>
-    </w:p>
-    <w:p>
-      <w:pPr>
+        <w:t>Lee, T., &amp; Yoon, S. (2015, June). Boosted categorical restricted Boltzmann machine for computational prediction of splice junctions. In International conference on machine learning (pp. 2483-2492). PMLR.</w:t>
+      </w:r>
+    </w:p>
+    <w:p>
+      <w:pPr>
+        <w:pStyle w:val="ListParagraph"/>
+        <w:numPr>
+          <w:ilvl w:val="0"/>
+          <w:numId w:val="56"/>
+        </w:numPr>
         <w:jc w:val="both"/>
         <w:rPr>
           <w:lang w:val="en-IN"/>
         </w:rPr>
       </w:pPr>
-    </w:p>
-    <w:p>
-      <w:pPr>
+      <w:r>
+        <w:rPr>
+          <w:lang w:val="en-IN"/>
+        </w:rPr>
+        <w:t>LeCun, Y., Bengio, Y., &amp; Hinton, G. (2015). Deep learning. nature, 521(7553), 436-444.</w:t>
+      </w:r>
+    </w:p>
+    <w:p>
+      <w:pPr>
+        <w:pStyle w:val="ListParagraph"/>
+        <w:numPr>
+          <w:ilvl w:val="0"/>
+          <w:numId w:val="56"/>
+        </w:numPr>
         <w:jc w:val="both"/>
         <w:rPr>
           <w:lang w:val="en-IN"/>
         </w:rPr>
       </w:pPr>
       <w:r>
+        <w:t>Rizzo, R., Fiannaca, A., La Rosa, M., &amp; Urso, A. (2015, September). A deep learning approach to DNA sequence classification. In </w:t>
+      </w:r>
+      <w:r>
+        <w:rPr>
+          <w:i/>
+          <w:iCs/>
+        </w:rPr>
+        <w:t>International meeting on computational intelligence methods for bioinformatics and biostatistics</w:t>
+      </w:r>
+      <w:r>
+        <w:t> (pp. 129-140). Cham: Springer International Publishing.</w:t>
+      </w:r>
+    </w:p>
+    <w:p>
+      <w:pPr>
+        <w:pStyle w:val="ListParagraph"/>
+        <w:numPr>
+          <w:ilvl w:val="0"/>
+          <w:numId w:val="56"/>
+        </w:numPr>
+        <w:jc w:val="both"/>
         <w:rPr>
           <w:lang w:val="en-IN"/>
         </w:rPr>
-        <w:t>[2]</w:t>
-      </w:r>
+      </w:pPr>
       <w:r>
         <w:rPr>
           <w:lang w:val="en-IN"/>
         </w:rPr>
-        <w:tab/>
-        <w:t xml:space="preserve">Y. LeCun, Y. Bengio, and G. Hinton, </w:t>
-      </w:r>
-    </w:p>
-    <w:p>
-      <w:pPr>
+        <w:t>Shrikumar, A., Greenside, P., &amp; Kundaje, A. (2017, July). Learning important features through propagating activation differences. In International conference on machine learning (pp. 3145-3153). PMlR.</w:t>
+      </w:r>
+    </w:p>
+    <w:p>
+      <w:pPr>
+        <w:pStyle w:val="ListParagraph"/>
+        <w:numPr>
+          <w:ilvl w:val="0"/>
+          <w:numId w:val="56"/>
+        </w:numPr>
         <w:jc w:val="both"/>
         <w:rPr>
           <w:lang w:val="en-IN"/>
@@ -3928,116 +3821,63 @@
         <w:rPr>
           <w:lang w:val="en-IN"/>
         </w:rPr>
-        <w:t>"Deep learning," Nature, vol. 521, no. 7553, pp. 436–444, 2015.</w:t>
-      </w:r>
-    </w:p>
-    <w:p>
-      <w:pPr>
+        <w:t>Sonnenburg, S., Schweikert, G., Philips, P., Behr, J., &amp; Rätsch, G. (2007). Accurate splice site prediction using support vector machines. BMC bioinformatics, 8(Suppl 10), S7.</w:t>
+      </w:r>
+    </w:p>
+    <w:p>
+      <w:pPr>
+        <w:pStyle w:val="ListParagraph"/>
+        <w:numPr>
+          <w:ilvl w:val="0"/>
+          <w:numId w:val="56"/>
+        </w:numPr>
         <w:jc w:val="both"/>
         <w:rPr>
           <w:lang w:val="en-IN"/>
         </w:rPr>
       </w:pPr>
-    </w:p>
-    <w:p>
-      <w:pPr>
+      <w:r>
+        <w:rPr>
+          <w:lang w:val="en-IN"/>
+        </w:rPr>
+        <w:t>Zeng, H., Edwards, M. D., Liu, G., &amp; Gifford, D. K. (2016). Convolutional neural network architectures for predicting DNA–protein binding. Bioinformatics, 32(12), i121-i127.</w:t>
+      </w:r>
+    </w:p>
+    <w:p>
+      <w:pPr>
+        <w:pStyle w:val="ListParagraph"/>
+        <w:numPr>
+          <w:ilvl w:val="0"/>
+          <w:numId w:val="56"/>
+        </w:numPr>
         <w:jc w:val="both"/>
         <w:rPr>
           <w:lang w:val="en-IN"/>
         </w:rPr>
       </w:pPr>
       <w:r>
-        <w:rPr>
-          <w:lang w:val="en-IN"/>
-        </w:rPr>
-        <w:t>[3]</w:t>
-      </w:r>
-      <w:r>
-        <w:rPr>
-          <w:lang w:val="en-IN"/>
-        </w:rPr>
-        <w:tab/>
-        <w:t xml:space="preserve">T. N. Kipf and M. Welling, </w:t>
-      </w:r>
-    </w:p>
-    <w:p>
-      <w:pPr>
-        <w:jc w:val="both"/>
-        <w:rPr>
-          <w:lang w:val="en-IN"/>
-        </w:rPr>
-      </w:pPr>
-      <w:r>
-        <w:rPr>
-          <w:lang w:val="en-IN"/>
-        </w:rPr>
-        <w:t xml:space="preserve">"Semi-supervised classification with graph convolutional networks," </w:t>
-      </w:r>
-    </w:p>
-    <w:p>
-      <w:pPr>
-        <w:jc w:val="both"/>
-        <w:rPr>
-          <w:lang w:val="en-IN"/>
-        </w:rPr>
-      </w:pPr>
-      <w:r>
-        <w:rPr>
-          <w:lang w:val="en-IN"/>
-        </w:rPr>
-        <w:t>International Conference on Learning Representations (ICLR), 2017.</w:t>
-      </w:r>
-    </w:p>
-    <w:p>
-      <w:pPr>
-        <w:jc w:val="both"/>
-        <w:rPr>
-          <w:lang w:val="en-IN"/>
-        </w:rPr>
-      </w:pPr>
-    </w:p>
-    <w:p>
-      <w:pPr>
-        <w:jc w:val="both"/>
-        <w:rPr>
-          <w:lang w:val="en-IN"/>
-        </w:rPr>
-      </w:pPr>
-      <w:r>
-        <w:rPr>
-          <w:lang w:val="en-IN"/>
-        </w:rPr>
-        <w:t>[4]</w:t>
-      </w:r>
-      <w:r>
-        <w:rPr>
-          <w:lang w:val="en-IN"/>
-        </w:rPr>
-        <w:tab/>
-        <w:t xml:space="preserve">D. R. Kelley, </w:t>
-      </w:r>
-    </w:p>
-    <w:p>
-      <w:pPr>
-        <w:jc w:val="both"/>
-        <w:rPr>
-          <w:lang w:val="en-IN"/>
-        </w:rPr>
-      </w:pPr>
-      <w:r>
-        <w:rPr>
-          <w:lang w:val="en-IN"/>
-        </w:rPr>
-        <w:t>"Predicting DNA sequence function with deep learning," Nature Methods, vol. 17, pp. 111–118, 2020.</w:t>
-      </w:r>
-    </w:p>
-    <w:p>
-      <w:pPr>
-        <w:jc w:val="both"/>
-        <w:rPr>
-          <w:lang w:val="en-IN"/>
-        </w:rPr>
-      </w:pPr>
+        <w:t>Zuallaert, J., Godin, F., Kim, M., Soete, A., Saeys, Y., &amp; De Neve, W. (2018). SpliceRover: interpretable convolutional neural networks for improved splice site prediction. </w:t>
+      </w:r>
+      <w:r>
+        <w:rPr>
+          <w:i/>
+          <w:iCs/>
+        </w:rPr>
+        <w:t>Bioinformatics</w:t>
+      </w:r>
+      <w:r>
+        <w:t>, </w:t>
+      </w:r>
+      <w:r>
+        <w:rPr>
+          <w:i/>
+          <w:iCs/>
+        </w:rPr>
+        <w:t>34</w:t>
+      </w:r>
+      <w:r>
+        <w:t>(24), 4180-4188.</w:t>
+      </w:r>
     </w:p>
     <w:p>
       <w:pPr>
@@ -4389,13 +4229,8 @@
     <w:r>
       <w:tab/>
     </w:r>
-    <w:proofErr w:type="spellStart"/>
     <w:r>
-      <w:t>AI&amp;Machine</w:t>
-    </w:r>
-    <w:proofErr w:type="spellEnd"/>
-    <w:r>
-      <w:t xml:space="preserve"> Learning in Bioinformatics</w:t>
+      <w:t>AI&amp;Machine Learning in Bioinformatics</w:t>
     </w:r>
     <w:r>
       <w:tab/>
@@ -7969,6 +7804,95 @@
     </w:lvl>
   </w:abstractNum>
   <w:abstractNum w:abstractNumId="37" w15:restartNumberingAfterBreak="0">
+    <w:nsid w:val="4BE71059"/>
+    <w:multiLevelType w:val="hybridMultilevel"/>
+    <w:tmpl w:val="94A27C56"/>
+    <w:lvl w:ilvl="0" w:tplc="BE58A6CE">
+      <w:start w:val="1"/>
+      <w:numFmt w:val="decimal"/>
+      <w:lvlText w:val="[%1]"/>
+      <w:lvlJc w:val="left"/>
+      <w:pPr>
+        <w:ind w:left="720" w:hanging="360"/>
+      </w:pPr>
+      <w:rPr>
+        <w:rFonts w:hint="default"/>
+      </w:rPr>
+    </w:lvl>
+    <w:lvl w:ilvl="1" w:tplc="04090019" w:tentative="1">
+      <w:start w:val="1"/>
+      <w:numFmt w:val="lowerLetter"/>
+      <w:lvlText w:val="%2."/>
+      <w:lvlJc w:val="left"/>
+      <w:pPr>
+        <w:ind w:left="1440" w:hanging="360"/>
+      </w:pPr>
+    </w:lvl>
+    <w:lvl w:ilvl="2" w:tplc="0409001B" w:tentative="1">
+      <w:start w:val="1"/>
+      <w:numFmt w:val="lowerRoman"/>
+      <w:lvlText w:val="%3."/>
+      <w:lvlJc w:val="right"/>
+      <w:pPr>
+        <w:ind w:left="2160" w:hanging="180"/>
+      </w:pPr>
+    </w:lvl>
+    <w:lvl w:ilvl="3" w:tplc="0409000F" w:tentative="1">
+      <w:start w:val="1"/>
+      <w:numFmt w:val="decimal"/>
+      <w:lvlText w:val="%4."/>
+      <w:lvlJc w:val="left"/>
+      <w:pPr>
+        <w:ind w:left="2880" w:hanging="360"/>
+      </w:pPr>
+    </w:lvl>
+    <w:lvl w:ilvl="4" w:tplc="04090019" w:tentative="1">
+      <w:start w:val="1"/>
+      <w:numFmt w:val="lowerLetter"/>
+      <w:lvlText w:val="%5."/>
+      <w:lvlJc w:val="left"/>
+      <w:pPr>
+        <w:ind w:left="3600" w:hanging="360"/>
+      </w:pPr>
+    </w:lvl>
+    <w:lvl w:ilvl="5" w:tplc="0409001B" w:tentative="1">
+      <w:start w:val="1"/>
+      <w:numFmt w:val="lowerRoman"/>
+      <w:lvlText w:val="%6."/>
+      <w:lvlJc w:val="right"/>
+      <w:pPr>
+        <w:ind w:left="4320" w:hanging="180"/>
+      </w:pPr>
+    </w:lvl>
+    <w:lvl w:ilvl="6" w:tplc="0409000F" w:tentative="1">
+      <w:start w:val="1"/>
+      <w:numFmt w:val="decimal"/>
+      <w:lvlText w:val="%7."/>
+      <w:lvlJc w:val="left"/>
+      <w:pPr>
+        <w:ind w:left="5040" w:hanging="360"/>
+      </w:pPr>
+    </w:lvl>
+    <w:lvl w:ilvl="7" w:tplc="04090019" w:tentative="1">
+      <w:start w:val="1"/>
+      <w:numFmt w:val="lowerLetter"/>
+      <w:lvlText w:val="%8."/>
+      <w:lvlJc w:val="left"/>
+      <w:pPr>
+        <w:ind w:left="5760" w:hanging="360"/>
+      </w:pPr>
+    </w:lvl>
+    <w:lvl w:ilvl="8" w:tplc="0409001B" w:tentative="1">
+      <w:start w:val="1"/>
+      <w:numFmt w:val="lowerRoman"/>
+      <w:lvlText w:val="%9."/>
+      <w:lvlJc w:val="right"/>
+      <w:pPr>
+        <w:ind w:left="6480" w:hanging="180"/>
+      </w:pPr>
+    </w:lvl>
+  </w:abstractNum>
+  <w:abstractNum w:abstractNumId="38" w15:restartNumberingAfterBreak="0">
     <w:nsid w:val="4EC3441D"/>
     <w:multiLevelType w:val="hybridMultilevel"/>
     <w:tmpl w:val="0BCA8F94"/>
@@ -8081,7 +8005,7 @@
       </w:rPr>
     </w:lvl>
   </w:abstractNum>
-  <w:abstractNum w:abstractNumId="38" w15:restartNumberingAfterBreak="0">
+  <w:abstractNum w:abstractNumId="39" w15:restartNumberingAfterBreak="0">
     <w:nsid w:val="52CA544A"/>
     <w:multiLevelType w:val="singleLevel"/>
     <w:tmpl w:val="AED6D67E"/>
@@ -8108,7 +8032,7 @@
       </w:rPr>
     </w:lvl>
   </w:abstractNum>
-  <w:abstractNum w:abstractNumId="39" w15:restartNumberingAfterBreak="0">
+  <w:abstractNum w:abstractNumId="40" w15:restartNumberingAfterBreak="0">
     <w:nsid w:val="56B06902"/>
     <w:multiLevelType w:val="multilevel"/>
     <w:tmpl w:val="571AE378"/>
@@ -8257,7 +8181,7 @@
       </w:rPr>
     </w:lvl>
   </w:abstractNum>
-  <w:abstractNum w:abstractNumId="40" w15:restartNumberingAfterBreak="0">
+  <w:abstractNum w:abstractNumId="41" w15:restartNumberingAfterBreak="0">
     <w:nsid w:val="5870E318"/>
     <w:multiLevelType w:val="hybridMultilevel"/>
     <w:tmpl w:val="9594B2CC"/>
@@ -8370,7 +8294,7 @@
       </w:rPr>
     </w:lvl>
   </w:abstractNum>
-  <w:abstractNum w:abstractNumId="41" w15:restartNumberingAfterBreak="0">
+  <w:abstractNum w:abstractNumId="42" w15:restartNumberingAfterBreak="0">
     <w:nsid w:val="5B95343A"/>
     <w:multiLevelType w:val="multilevel"/>
     <w:tmpl w:val="88FA6768"/>
@@ -8519,7 +8443,7 @@
       </w:rPr>
     </w:lvl>
   </w:abstractNum>
-  <w:abstractNum w:abstractNumId="42" w15:restartNumberingAfterBreak="0">
+  <w:abstractNum w:abstractNumId="43" w15:restartNumberingAfterBreak="0">
     <w:nsid w:val="5D4621B1"/>
     <w:multiLevelType w:val="hybridMultilevel"/>
     <w:tmpl w:val="B70AB428"/>
@@ -8632,7 +8556,7 @@
       </w:rPr>
     </w:lvl>
   </w:abstractNum>
-  <w:abstractNum w:abstractNumId="43" w15:restartNumberingAfterBreak="0">
+  <w:abstractNum w:abstractNumId="44" w15:restartNumberingAfterBreak="0">
     <w:nsid w:val="66EB1846"/>
     <w:multiLevelType w:val="hybridMultilevel"/>
     <w:tmpl w:val="C668228E"/>
@@ -8718,7 +8642,7 @@
       </w:pPr>
     </w:lvl>
   </w:abstractNum>
-  <w:abstractNum w:abstractNumId="44" w15:restartNumberingAfterBreak="0">
+  <w:abstractNum w:abstractNumId="45" w15:restartNumberingAfterBreak="0">
     <w:nsid w:val="6C402C58"/>
     <w:multiLevelType w:val="hybridMultilevel"/>
     <w:tmpl w:val="9A1CA078"/>
@@ -8863,7 +8787,7 @@
       </w:rPr>
     </w:lvl>
   </w:abstractNum>
-  <w:abstractNum w:abstractNumId="45" w15:restartNumberingAfterBreak="0">
+  <w:abstractNum w:abstractNumId="46" w15:restartNumberingAfterBreak="0">
     <w:nsid w:val="6CD32DA8"/>
     <w:multiLevelType w:val="singleLevel"/>
     <w:tmpl w:val="166470C2"/>
@@ -8889,7 +8813,7 @@
       </w:rPr>
     </w:lvl>
   </w:abstractNum>
-  <w:abstractNum w:abstractNumId="46" w15:restartNumberingAfterBreak="0">
+  <w:abstractNum w:abstractNumId="47" w15:restartNumberingAfterBreak="0">
     <w:nsid w:val="7006759D"/>
     <w:multiLevelType w:val="multilevel"/>
     <w:tmpl w:val="B284139A"/>
@@ -9038,7 +8962,7 @@
       </w:rPr>
     </w:lvl>
   </w:abstractNum>
-  <w:abstractNum w:abstractNumId="47" w15:restartNumberingAfterBreak="0">
+  <w:abstractNum w:abstractNumId="48" w15:restartNumberingAfterBreak="0">
     <w:nsid w:val="707A3D18"/>
     <w:multiLevelType w:val="hybridMultilevel"/>
     <w:tmpl w:val="37A6573E"/>
@@ -9151,7 +9075,7 @@
       </w:rPr>
     </w:lvl>
   </w:abstractNum>
-  <w:abstractNum w:abstractNumId="48" w15:restartNumberingAfterBreak="0">
+  <w:abstractNum w:abstractNumId="49" w15:restartNumberingAfterBreak="0">
     <w:nsid w:val="76044F03"/>
     <w:multiLevelType w:val="multilevel"/>
     <w:tmpl w:val="DBBAEC48"/>
@@ -9300,7 +9224,7 @@
       </w:rPr>
     </w:lvl>
   </w:abstractNum>
-  <w:abstractNum w:abstractNumId="49" w15:restartNumberingAfterBreak="0">
+  <w:abstractNum w:abstractNumId="50" w15:restartNumberingAfterBreak="0">
     <w:nsid w:val="760D5D0A"/>
     <w:multiLevelType w:val="hybridMultilevel"/>
     <w:tmpl w:val="D0807CCC"/>
@@ -9413,7 +9337,7 @@
       </w:rPr>
     </w:lvl>
   </w:abstractNum>
-  <w:abstractNum w:abstractNumId="50" w15:restartNumberingAfterBreak="0">
+  <w:abstractNum w:abstractNumId="51" w15:restartNumberingAfterBreak="0">
     <w:nsid w:val="78F238CA"/>
     <w:multiLevelType w:val="hybridMultilevel"/>
     <w:tmpl w:val="20466FBC"/>
@@ -9526,7 +9450,7 @@
       </w:rPr>
     </w:lvl>
   </w:abstractNum>
-  <w:abstractNum w:abstractNumId="51" w15:restartNumberingAfterBreak="0">
+  <w:abstractNum w:abstractNumId="52" w15:restartNumberingAfterBreak="0">
     <w:nsid w:val="7A34DFF6"/>
     <w:multiLevelType w:val="hybridMultilevel"/>
     <w:tmpl w:val="64241776"/>
@@ -9658,13 +9582,13 @@
     <w:abstractNumId w:val="34"/>
   </w:num>
   <w:num w:numId="7" w16cid:durableId="601718744">
-    <w:abstractNumId w:val="42"/>
+    <w:abstractNumId w:val="43"/>
   </w:num>
   <w:num w:numId="8" w16cid:durableId="1825390148">
-    <w:abstractNumId w:val="40"/>
+    <w:abstractNumId w:val="41"/>
   </w:num>
   <w:num w:numId="9" w16cid:durableId="1325088776">
-    <w:abstractNumId w:val="47"/>
+    <w:abstractNumId w:val="48"/>
   </w:num>
   <w:num w:numId="10" w16cid:durableId="498808481">
     <w:abstractNumId w:val="31"/>
@@ -9679,16 +9603,16 @@
     <w:abstractNumId w:val="13"/>
   </w:num>
   <w:num w:numId="14" w16cid:durableId="799684347">
-    <w:abstractNumId w:val="51"/>
+    <w:abstractNumId w:val="52"/>
   </w:num>
   <w:num w:numId="15" w16cid:durableId="406071371">
-    <w:abstractNumId w:val="49"/>
+    <w:abstractNumId w:val="50"/>
   </w:num>
   <w:num w:numId="16" w16cid:durableId="507328490">
     <w:abstractNumId w:val="28"/>
   </w:num>
   <w:num w:numId="17" w16cid:durableId="209152757">
-    <w:abstractNumId w:val="44"/>
+    <w:abstractNumId w:val="45"/>
   </w:num>
   <w:num w:numId="18" w16cid:durableId="538856433">
     <w:abstractNumId w:val="21"/>
@@ -9706,10 +9630,10 @@
     <w:abstractNumId w:val="32"/>
   </w:num>
   <w:num w:numId="23" w16cid:durableId="1660577215">
-    <w:abstractNumId w:val="38"/>
+    <w:abstractNumId w:val="39"/>
   </w:num>
   <w:num w:numId="24" w16cid:durableId="1883520910">
-    <w:abstractNumId w:val="45"/>
+    <w:abstractNumId w:val="46"/>
   </w:num>
   <w:num w:numId="25" w16cid:durableId="786701730">
     <w:abstractNumId w:val="30"/>
@@ -9760,13 +9684,13 @@
     <w:abstractNumId w:val="24"/>
   </w:num>
   <w:num w:numId="41" w16cid:durableId="1292250367">
-    <w:abstractNumId w:val="41"/>
+    <w:abstractNumId w:val="42"/>
   </w:num>
   <w:num w:numId="42" w16cid:durableId="469831710">
-    <w:abstractNumId w:val="46"/>
+    <w:abstractNumId w:val="47"/>
   </w:num>
   <w:num w:numId="43" w16cid:durableId="449514843">
-    <w:abstractNumId w:val="48"/>
+    <w:abstractNumId w:val="49"/>
   </w:num>
   <w:num w:numId="44" w16cid:durableId="1538157329">
     <w:abstractNumId w:val="17"/>
@@ -9781,16 +9705,16 @@
     <w:abstractNumId w:val="14"/>
   </w:num>
   <w:num w:numId="48" w16cid:durableId="963077044">
-    <w:abstractNumId w:val="39"/>
+    <w:abstractNumId w:val="40"/>
   </w:num>
   <w:num w:numId="49" w16cid:durableId="1452938576">
     <w:abstractNumId w:val="36"/>
   </w:num>
   <w:num w:numId="50" w16cid:durableId="1207374137">
-    <w:abstractNumId w:val="43"/>
+    <w:abstractNumId w:val="44"/>
   </w:num>
   <w:num w:numId="51" w16cid:durableId="1966425581">
-    <w:abstractNumId w:val="37"/>
+    <w:abstractNumId w:val="38"/>
   </w:num>
   <w:num w:numId="52" w16cid:durableId="847600257">
     <w:abstractNumId w:val="12"/>
@@ -9802,7 +9726,10 @@
     <w:abstractNumId w:val="15"/>
   </w:num>
   <w:num w:numId="55" w16cid:durableId="1544176900">
-    <w:abstractNumId w:val="50"/>
+    <w:abstractNumId w:val="51"/>
+  </w:num>
+  <w:num w:numId="56" w16cid:durableId="1097404034">
+    <w:abstractNumId w:val="37"/>
   </w:num>
 </w:numbering>
 </file>
@@ -10231,7 +10158,6 @@
   <w:style w:type="character" w:default="1" w:styleId="DefaultParagraphFont">
     <w:name w:val="Default Paragraph Font"/>
     <w:uiPriority w:val="1"/>
-    <w:semiHidden/>
     <w:unhideWhenUsed/>
   </w:style>
   <w:style w:type="table" w:default="1" w:styleId="TableNormal">
@@ -11234,7 +11160,9 @@
 </file>
 
 <file path=customXml/item2.xml><?xml version="1.0" encoding="utf-8"?>
-<b:Sources xmlns:b="http://schemas.openxmlformats.org/officeDocument/2006/bibliography" xmlns="http://schemas.openxmlformats.org/officeDocument/2006/bibliography" SelectedStyle="\APA.XSL" StyleName="APA"/>
+<p:properties xmlns:p="http://schemas.microsoft.com/office/2006/metadata/properties" xmlns:xsi="http://www.w3.org/2001/XMLSchema-instance" xmlns:pc="http://schemas.microsoft.com/office/infopath/2007/PartnerControls">
+  <documentManagement/>
+</p:properties>
 </file>
 
 <file path=customXml/item3.xml><?xml version="1.0" encoding="utf-8"?>
@@ -11247,9 +11175,7 @@
 </file>
 
 <file path=customXml/item4.xml><?xml version="1.0" encoding="utf-8"?>
-<p:properties xmlns:p="http://schemas.microsoft.com/office/2006/metadata/properties" xmlns:xsi="http://www.w3.org/2001/XMLSchema-instance" xmlns:pc="http://schemas.microsoft.com/office/infopath/2007/PartnerControls">
-  <documentManagement/>
-</p:properties>
+<b:Sources xmlns:b="http://schemas.openxmlformats.org/officeDocument/2006/bibliography" xmlns="http://schemas.openxmlformats.org/officeDocument/2006/bibliography" SelectedStyle="\APA.XSL" StyleName="APA"/>
 </file>
 
 <file path=customXml/itemProps1.xml><?xml version="1.0" encoding="utf-8"?>
@@ -11271,9 +11197,10 @@
 </file>
 
 <file path=customXml/itemProps2.xml><?xml version="1.0" encoding="utf-8"?>
-<ds:datastoreItem xmlns:ds="http://schemas.openxmlformats.org/officeDocument/2006/customXml" ds:itemID="{9E966C7F-158E-4883-86A6-4454069232BB}">
+<ds:datastoreItem xmlns:ds="http://schemas.openxmlformats.org/officeDocument/2006/customXml" ds:itemID="{AC0AAB9C-50C6-4AF2-B01F-4B35347EC468}">
   <ds:schemaRefs>
-    <ds:schemaRef ds:uri="http://schemas.openxmlformats.org/officeDocument/2006/bibliography"/>
+    <ds:schemaRef ds:uri="http://schemas.microsoft.com/office/2006/metadata/properties"/>
+    <ds:schemaRef ds:uri="http://schemas.microsoft.com/office/infopath/2007/PartnerControls"/>
   </ds:schemaRefs>
 </ds:datastoreItem>
 </file>
@@ -11287,10 +11214,9 @@
 </file>
 
 <file path=customXml/itemProps4.xml><?xml version="1.0" encoding="utf-8"?>
-<ds:datastoreItem xmlns:ds="http://schemas.openxmlformats.org/officeDocument/2006/customXml" ds:itemID="{AC0AAB9C-50C6-4AF2-B01F-4B35347EC468}">
+<ds:datastoreItem xmlns:ds="http://schemas.openxmlformats.org/officeDocument/2006/customXml" ds:itemID="{9E966C7F-158E-4883-86A6-4454069232BB}">
   <ds:schemaRefs>
-    <ds:schemaRef ds:uri="http://schemas.microsoft.com/office/2006/metadata/properties"/>
-    <ds:schemaRef ds:uri="http://schemas.microsoft.com/office/infopath/2007/PartnerControls"/>
+    <ds:schemaRef ds:uri="http://schemas.openxmlformats.org/officeDocument/2006/bibliography"/>
   </ds:schemaRefs>
 </ds:datastoreItem>
 </file>